--- a/tools/strategie-commerciale-clone-interview-pro.docx
+++ b/tools/strategie-commerciale-clone-interview-pro.docx
@@ -230,7 +230,7 @@
           <w:sz w:val="21"/>
           <w:szCs w:val="21"/>
         </w:rPr>
-        <w:t xml:space="preserve">Un entretien conversationnel de 40 questions guidé par IA (texte, audio, ou vidéo) — environ 30 à 45 minutes.</w:t>
+        <w:t xml:space="preserve">Un entretien conversationnel adaptatif guidé par IA (texte, audio, ou vidéo). Le système pilote la durée et le nombre de questions par complétude dimensionnelle : 7 piliers (traits, schémas, attachement, défenses, valeurs, linguistique, comportement), 42 sous-dimensions, seuils de confiance par pilier. L'interview se termine quand le portrait est suffisamment complet — pas après un nombre fixe de questions.</w:t>
       </w:r>
     </w:p>
     <w:p>
@@ -249,7 +249,7 @@
           <w:sz w:val="21"/>
           <w:szCs w:val="21"/>
         </w:rPr>
-        <w:t xml:space="preserve">Un pipeline d'analyse en 7 étapes : extraction des faits, multi-pass Big Five, analyse des valeurs, communication, cognition, émotions, puis convergence multi-sources (signaux temps réel HEXACO + SDT croisés avec scoring LLM).</w:t>
+        <w:t xml:space="preserve">Un pipeline d'analyse en 7 étapes : extraction des faits, multi-pass Big Five, analyse des valeurs, communication, cognition, émotions, puis convergence multi-sources (signaux temps réel HEXACO + SDT croisés avec scoring LLM). Le brain building exploite les données collectées adaptivement — pas un questionnaire rigide.</w:t>
       </w:r>
     </w:p>
     <w:p>
@@ -2509,7 +2509,7 @@
                 <w:sz w:val="19"/>
                 <w:szCs w:val="19"/>
               </w:rPr>
-              <w:t xml:space="preserve">Interview (40 tours)</w:t>
+              <w:t xml:space="preserve">Interview (adaptatif, ~30-50 tours)</w:t>
             </w:r>
           </w:p>
         </w:tc>
@@ -2542,7 +2542,7 @@
                 <w:sz w:val="19"/>
                 <w:szCs w:val="19"/>
               </w:rPr>
-              <w:t xml:space="preserve">40</w:t>
+              <w:t xml:space="preserve">~30-50</w:t>
             </w:r>
           </w:p>
         </w:tc>
